--- a/安全作业承载力分析/承载力报告/承载力报告20260917/国网青岛供电公司2026年9月份第1周安全承载力分析报告.docx
+++ b/安全作业承载力分析/承载力报告/承载力报告20260917/国网青岛供电公司2026年9月份第1周安全承载力分析报告.docx
@@ -179,7 +179,7 @@
           <w:highlight w:val="none"/>
           <w:lang w:val="en-US" w:eastAsia="zh-CN"/>
         </w:rPr>
-        <w:t>9月份第1周（8月31日至9月6日），公司各单位共安排日计划3062项，其中二级风险作业0项、三级风险作业0项。本周无三级及以上风险作业，无需列示明细。</w:t>
+        <w:t>9月份第1周8月31日至9月6日，公司各单位共安排日计划3062项，其中二级风险作业0项、三级风险作业0项。本周无三级及以上风险作业，无需列示明细。</w:t>
       </w:r>
     </w:p>
     <w:p>
